--- a/travel_七月青森不含函館版.docx
+++ b/travel_七月青森不含函館版.docx
@@ -713,7 +713,22 @@
           <w:sz w:val="20"/>
           <w:szCs w:val="20"/>
         </w:rPr>
-        <w:t xml:space="preserve">・出發：台灣桃園機場飛東京成田/羽田（約3.5–4小時）</w:t>
+        <w:t xml:space="preserve">・出發：台灣桃園機場飛東京羽田（HND，約3.5–4小時）</w:t>
+      </w:r>
+    </w:p>
+    <w:p>
+      <w:pPr>
+        <w:spacing w:after="30" w:before="30"/>
+        <w:ind w:left="360" w:hanging="360"/>
+      </w:pPr>
+      <w:r>
+        <w:rPr>
+          <w:rFonts w:ascii="Microsoft JhengHei" w:cs="Microsoft JhengHei" w:eastAsia="Microsoft JhengHei" w:hAnsi="Microsoft JhengHei"/>
+          <w:color w:val="C0392B"/>
+          <w:sz w:val="20"/>
+          <w:szCs w:val="20"/>
+        </w:rPr>
+        <w:t xml:space="preserve">★ 移動：✈ 國內線 東京(HND) → 青森(AOJ)（ANA/JAL外國人優惠票 ¥10,800，約1小時）</w:t>
       </w:r>
     </w:p>
     <w:p>
@@ -728,22 +743,7 @@
           <w:sz w:val="20"/>
           <w:szCs w:val="20"/>
         </w:rPr>
-        <w:t xml:space="preserve">・移動：東北新幹線 東京 → 新青森（はやぶさ，約3小時）</w:t>
-      </w:r>
-    </w:p>
-    <w:p>
-      <w:pPr>
-        <w:spacing w:after="30" w:before="30"/>
-        <w:ind w:left="360" w:hanging="360"/>
-      </w:pPr>
-      <w:r>
-        <w:rPr>
-          <w:rFonts w:ascii="Microsoft JhengHei" w:cs="Microsoft JhengHei" w:eastAsia="Microsoft JhengHei" w:hAnsi="Microsoft JhengHei"/>
-          <w:color w:val="333333"/>
-          <w:sz w:val="20"/>
-          <w:szCs w:val="20"/>
-        </w:rPr>
-        <w:t xml:space="preserve">・移動：奧羽本線 新青森 → 弘前（約40分鐘）</w:t>
+        <w:t xml:space="preserve">・移動：機場巴士 青森機場 → 弘前（¥900，約55分鐘）</w:t>
       </w:r>
     </w:p>
     <w:p>
@@ -1196,26 +1196,26 @@
       <w:r>
         <w:rPr>
           <w:rFonts w:ascii="Microsoft JhengHei" w:cs="Microsoft JhengHei" w:eastAsia="Microsoft JhengHei" w:hAnsi="Microsoft JhengHei"/>
+          <w:color w:val="C0392B"/>
+          <w:sz w:val="20"/>
+          <w:szCs w:val="20"/>
+        </w:rPr>
+        <w:t xml:space="preserve">★ 中午：高速巴士 青森 → 仙台（¥3,000–4,000，約3.5小時）★省錢替代新幹線</w:t>
+      </w:r>
+    </w:p>
+    <w:p>
+      <w:pPr>
+        <w:spacing w:after="30" w:before="30"/>
+        <w:ind w:left="360" w:hanging="360"/>
+      </w:pPr>
+      <w:r>
+        <w:rPr>
+          <w:rFonts w:ascii="Microsoft JhengHei" w:cs="Microsoft JhengHei" w:eastAsia="Microsoft JhengHei" w:hAnsi="Microsoft JhengHei"/>
           <w:color w:val="333333"/>
           <w:sz w:val="20"/>
           <w:szCs w:val="20"/>
         </w:rPr>
-        <w:t xml:space="preserve">・中午：東北新幹線 新青森 → 仙台（約1小時）</w:t>
-      </w:r>
-    </w:p>
-    <w:p>
-      <w:pPr>
-        <w:spacing w:after="30" w:before="30"/>
-        <w:ind w:left="360" w:hanging="360"/>
-      </w:pPr>
-      <w:r>
-        <w:rPr>
-          <w:rFonts w:ascii="Microsoft JhengHei" w:cs="Microsoft JhengHei" w:eastAsia="Microsoft JhengHei" w:hAnsi="Microsoft JhengHei"/>
-          <w:color w:val="333333"/>
-          <w:sz w:val="20"/>
-          <w:szCs w:val="20"/>
-        </w:rPr>
-        <w:t xml:space="preserve">・中午：仙山線 仙台 → 山寺（約1小時）</w:t>
+        <w:t xml:space="preserve">・中午：仙山線 仙台 → 山寺（IC卡 ¥860，約1小時）</w:t>
       </w:r>
     </w:p>
     <w:p>
@@ -1462,11 +1462,26 @@
       <w:r>
         <w:rPr>
           <w:rFonts w:ascii="Microsoft JhengHei" w:cs="Microsoft JhengHei" w:eastAsia="Microsoft JhengHei" w:hAnsi="Microsoft JhengHei"/>
+          <w:color w:val="C0392B"/>
+          <w:sz w:val="20"/>
+          <w:szCs w:val="20"/>
+        </w:rPr>
+        <w:t xml:space="preserve">★ 返程A（省錢）：高速夜行バス 仙台/山形 → 東京（¥4,000–5,500，約7小時）★可省一晚旅館</w:t>
+      </w:r>
+    </w:p>
+    <w:p>
+      <w:pPr>
+        <w:spacing w:after="30" w:before="30"/>
+        <w:ind w:left="360" w:hanging="360"/>
+      </w:pPr>
+      <w:r>
+        <w:rPr>
+          <w:rFonts w:ascii="Microsoft JhengHei" w:cs="Microsoft JhengHei" w:eastAsia="Microsoft JhengHei" w:hAnsi="Microsoft JhengHei"/>
           <w:color w:val="333333"/>
           <w:sz w:val="20"/>
           <w:szCs w:val="20"/>
         </w:rPr>
-        <w:t xml:space="preserve">・中午：山形新幹線 山形 → 東京（つばさ，約2.5小時）</w:t>
+        <w:t xml:space="preserve">・返程B（快速）：山形新幹線 山形 → 東京（つばさ，¥18,340，約2.5小時）</w:t>
       </w:r>
     </w:p>
     <w:p>
@@ -1481,7 +1496,7 @@
           <w:sz w:val="20"/>
           <w:szCs w:val="20"/>
         </w:rPr>
-        <w:t xml:space="preserve">・下午：東京成田/羽田轉機回台灣</w:t>
+        <w:t xml:space="preserve">・抵東京成田/羽田轉機回台灣</w:t>
       </w:r>
     </w:p>
     <w:p>
@@ -1685,7 +1700,7 @@
                 <w:sz w:val="19"/>
                 <w:szCs w:val="19"/>
               </w:rPr>
-              <w:t xml:space="preserve">東北新幹線（はやぶさ）</w:t>
+              <w:t xml:space="preserve">✈ 國內線（ANA/JAL外國人優惠票）</w:t>
             </w:r>
           </w:p>
         </w:tc>
@@ -1714,7 +1729,7 @@
                 <w:sz w:val="19"/>
                 <w:szCs w:val="19"/>
               </w:rPr>
-              <w:t xml:space="preserve">東京 → 新青森</w:t>
+              <w:t xml:space="preserve">東京(HND) → 青森(AOJ)</w:t>
             </w:r>
           </w:p>
         </w:tc>
@@ -1743,7 +1758,7 @@
                 <w:sz w:val="19"/>
                 <w:szCs w:val="19"/>
               </w:rPr>
-              <w:t xml:space="preserve">JR Pass 涵蓋，約3小時</w:t>
+              <w:t xml:space="preserve">¥10,800/人，約1小時（省¥6,670 vs 新幹線）</w:t>
             </w:r>
           </w:p>
         </w:tc>
@@ -1774,7 +1789,7 @@
                 <w:sz w:val="19"/>
                 <w:szCs w:val="19"/>
               </w:rPr>
-              <w:t xml:space="preserve">奧羽本線</w:t>
+              <w:t xml:space="preserve">機場巴士</w:t>
             </w:r>
           </w:p>
         </w:tc>
@@ -1803,7 +1818,7 @@
                 <w:sz w:val="19"/>
                 <w:szCs w:val="19"/>
               </w:rPr>
-              <w:t xml:space="preserve">新青森 → 弘前</w:t>
+              <w:t xml:space="preserve">青森機場 → 弘前</w:t>
             </w:r>
           </w:p>
         </w:tc>
@@ -1832,7 +1847,7 @@
                 <w:sz w:val="19"/>
                 <w:szCs w:val="19"/>
               </w:rPr>
-              <w:t xml:space="preserve">JR Pass 涵蓋，約40分</w:t>
+              <w:t xml:space="preserve">¥900/人，約55分鐘</w:t>
             </w:r>
           </w:p>
         </w:tc>
@@ -1863,7 +1878,7 @@
                 <w:sz w:val="19"/>
                 <w:szCs w:val="19"/>
               </w:rPr>
-              <w:t xml:space="preserve">東北新幹線</w:t>
+              <w:t xml:space="preserve">高速巴士（推薦省錢）</w:t>
             </w:r>
           </w:p>
         </w:tc>
@@ -1892,7 +1907,7 @@
                 <w:sz w:val="19"/>
                 <w:szCs w:val="19"/>
               </w:rPr>
-              <w:t xml:space="preserve">新青森 → 仙台</w:t>
+              <w:t xml:space="preserve">青森 → 仙台</w:t>
             </w:r>
           </w:p>
         </w:tc>
@@ -1921,7 +1936,7 @@
                 <w:sz w:val="19"/>
                 <w:szCs w:val="19"/>
               </w:rPr>
-              <w:t xml:space="preserve">JR Pass 涵蓋，約1小時</w:t>
+              <w:t xml:space="preserve">¥3,000–4,000/人，約3.5小時</w:t>
             </w:r>
           </w:p>
         </w:tc>
@@ -2010,7 +2025,7 @@
                 <w:sz w:val="19"/>
                 <w:szCs w:val="19"/>
               </w:rPr>
-              <w:t xml:space="preserve">JR Pass 涵蓋，各約1小時</w:t>
+              <w:t xml:space="preserve">IC卡 ¥1,720，各約1小時</w:t>
             </w:r>
           </w:p>
         </w:tc>
@@ -2041,7 +2056,7 @@
                 <w:sz w:val="19"/>
                 <w:szCs w:val="19"/>
               </w:rPr>
-              <w:t xml:space="preserve">山形新幹線（つばさ）</w:t>
+              <w:t xml:space="preserve">JR奧羽本線＋巴士</w:t>
             </w:r>
           </w:p>
         </w:tc>
@@ -2070,7 +2085,7 @@
                 <w:sz w:val="19"/>
                 <w:szCs w:val="19"/>
               </w:rPr>
-              <w:t xml:space="preserve">山形 → 東京</w:t>
+              <w:t xml:space="preserve">山形 → 大石田 → 銀山温泉</w:t>
             </w:r>
           </w:p>
         </w:tc>
@@ -2099,7 +2114,7 @@
                 <w:sz w:val="19"/>
                 <w:szCs w:val="19"/>
               </w:rPr>
-              <w:t xml:space="preserve">JR Pass 涵蓋，約2.5小時</w:t>
+              <w:t xml:space="preserve">¥630 + ¥500，約1小時</w:t>
             </w:r>
           </w:p>
         </w:tc>
@@ -2130,7 +2145,7 @@
                 <w:sz w:val="19"/>
                 <w:szCs w:val="19"/>
               </w:rPr>
-              <w:t xml:space="preserve">租車</w:t>
+              <w:t xml:space="preserve">高速夜行バス（省錢返程）</w:t>
             </w:r>
           </w:p>
         </w:tc>
@@ -2159,7 +2174,7 @@
                 <w:sz w:val="19"/>
                 <w:szCs w:val="19"/>
               </w:rPr>
-              <w:t xml:space="preserve">Day 3–4（白神山地・奧入瀨）</w:t>
+              <w:t xml:space="preserve">仙台/山形 → 東京</w:t>
             </w:r>
           </w:p>
         </w:tc>
@@ -2188,7 +2203,7 @@
                 <w:sz w:val="19"/>
                 <w:szCs w:val="19"/>
               </w:rPr>
-              <w:t xml:space="preserve">需備台灣國際駕照＋駕照正本</w:t>
+              <w:t xml:space="preserve">¥4,000–5,500/人，約7小時</w:t>
             </w:r>
           </w:p>
         </w:tc>
@@ -2219,7 +2234,7 @@
                 <w:sz w:val="19"/>
                 <w:szCs w:val="19"/>
               </w:rPr>
-              <w:t xml:space="preserve">公車/計程車</w:t>
+              <w:t xml:space="preserve">租車</w:t>
             </w:r>
           </w:p>
         </w:tc>
@@ -2248,7 +2263,7 @@
                 <w:sz w:val="19"/>
                 <w:szCs w:val="19"/>
               </w:rPr>
-              <w:t xml:space="preserve">大石田站 → 銀山温泉</w:t>
+              <w:t xml:space="preserve">Day 3–4（白神山地・奧入瀨）</w:t>
             </w:r>
           </w:p>
         </w:tc>
@@ -2277,7 +2292,7 @@
                 <w:sz w:val="19"/>
                 <w:szCs w:val="19"/>
               </w:rPr>
-              <w:t xml:space="preserve">約¥500–800/人（單程）</w:t>
+              <w:t xml:space="preserve">需備台灣國際駕照＋駕照正本</w:t>
             </w:r>
           </w:p>
         </w:tc>
@@ -2300,7 +2315,7 @@
           <w:sz w:val="19"/>
           <w:szCs w:val="19"/>
         </w:rPr>
-        <w:t xml:space="preserve">推薦 JR Pass：JR東日本パス 東北エリア（6日間），約¥25,000/人</w:t>
+        <w:t xml:space="preserve">本版不需購買 JR Pass（省¥25,000/人）：改以國內線＋高速巴士取代，每人交通費合計約¥20,000–22,000</w:t>
       </w:r>
     </w:p>
     <w:p>
@@ -2315,7 +2330,7 @@
           <w:sz w:val="19"/>
           <w:szCs w:val="19"/>
         </w:rPr>
-        <w:t xml:space="preserve">（不需北海道範圍，比含函館版便宜約¥5,000/人）</w:t>
+        <w:t xml:space="preserve">ANA Experience Japan Fare / JAL Explorer Pass：¥10,800固定/段，需在日本境外購票，憑外國護照搭乘</w:t>
       </w:r>
     </w:p>
     <w:p>
@@ -2330,7 +2345,22 @@
           <w:sz w:val="19"/>
           <w:szCs w:val="19"/>
         </w:rPr>
-        <w:t xml:space="preserve">租車建議：弘前市租車行，日系車型，保險含碰撞。Day 3–4使用約¥8,000–12,000/天</w:t>
+        <w:t xml:space="preserve">夜行高速バス可省一晚旅館費，但車程約7–8小時；若不耐久坐可改山形新幹線→東京（¥18,340）</w:t>
+      </w:r>
+    </w:p>
+    <w:p>
+      <w:pPr>
+        <w:spacing w:after="30" w:before="30"/>
+        <w:ind w:left="200"/>
+      </w:pPr>
+      <w:r>
+        <w:rPr>
+          <w:rFonts w:ascii="Microsoft JhengHei" w:cs="Microsoft JhengHei" w:eastAsia="Microsoft JhengHei" w:hAnsi="Microsoft JhengHei"/>
+          <w:color w:val="888888"/>
+          <w:sz w:val="19"/>
+          <w:szCs w:val="19"/>
+        </w:rPr>
+        <w:t xml:space="preserve">租車：弘前市租車行，日系車型，保險含碰撞。Day 3–4約¥8,000–12,000/天</w:t>
       </w:r>
     </w:p>
     <w:p>
@@ -3130,7 +3160,7 @@
                 <w:sz w:val="19"/>
                 <w:szCs w:val="19"/>
               </w:rPr>
-              <w:t xml:space="preserve">機票（台灣往返，轉東京）</w:t>
+              <w:t xml:space="preserve">機票（台灣往返，轉東京羽田）</w:t>
             </w:r>
           </w:p>
         </w:tc>
@@ -3190,7 +3220,7 @@
                 <w:sz w:val="19"/>
                 <w:szCs w:val="19"/>
               </w:rPr>
-              <w:t xml:space="preserve">JR Pass（東北6日），約¥25,000</w:t>
+              <w:t xml:space="preserve">✈ 國內線 東京→青森（¥10,800）</w:t>
             </w:r>
           </w:p>
         </w:tc>
@@ -3219,7 +3249,127 @@
                 <w:sz w:val="19"/>
                 <w:szCs w:val="19"/>
               </w:rPr>
-              <w:t xml:space="preserve">NT$ 6,000–7,000</w:t>
+              <w:t xml:space="preserve">NT$ 2,500</w:t>
+            </w:r>
+          </w:p>
+        </w:tc>
+      </w:tr>
+      <w:tr>
+        <w:tc>
+          <w:tcPr>
+            <w:tcW w:type="dxa" w:w="6043"/>
+            <w:tcBorders>
+              <w:top w:val="single" w:color="AACCEE" w:sz="4"/>
+              <w:left w:val="single" w:color="AACCEE" w:sz="4"/>
+              <w:bottom w:val="single" w:color="AACCEE" w:sz="4"/>
+              <w:right w:val="single" w:color="AACCEE" w:sz="4"/>
+            </w:tcBorders>
+            <w:shd w:fill="EEF5FB" w:val="clear"/>
+            <w:tcMar>
+              <w:top w:type="dxa" w:w="80"/>
+              <w:left w:type="dxa" w:w="120"/>
+              <w:bottom w:type="dxa" w:w="80"/>
+              <w:right w:type="dxa" w:w="120"/>
+            </w:tcMar>
+          </w:tcPr>
+          <w:p>
+            <w:r>
+              <w:rPr>
+                <w:rFonts w:ascii="Microsoft JhengHei" w:cs="Microsoft JhengHei" w:eastAsia="Microsoft JhengHei" w:hAnsi="Microsoft JhengHei"/>
+                <w:color w:val="333333"/>
+                <w:sz w:val="19"/>
+                <w:szCs w:val="19"/>
+              </w:rPr>
+              <w:t xml:space="preserve">高速巴士（青森→仙台＋返程夜行）¥7,000–9,500</w:t>
+            </w:r>
+          </w:p>
+        </w:tc>
+        <w:tc>
+          <w:tcPr>
+            <w:tcW w:type="dxa" w:w="3703"/>
+            <w:tcBorders>
+              <w:top w:val="single" w:color="AACCEE" w:sz="4"/>
+              <w:left w:val="single" w:color="AACCEE" w:sz="4"/>
+              <w:bottom w:val="single" w:color="AACCEE" w:sz="4"/>
+              <w:right w:val="single" w:color="AACCEE" w:sz="4"/>
+            </w:tcBorders>
+            <w:shd w:fill="EEF5FB" w:val="clear"/>
+            <w:tcMar>
+              <w:top w:type="dxa" w:w="80"/>
+              <w:left w:type="dxa" w:w="120"/>
+              <w:bottom w:type="dxa" w:w="80"/>
+              <w:right w:type="dxa" w:w="120"/>
+            </w:tcMar>
+          </w:tcPr>
+          <w:p>
+            <w:r>
+              <w:rPr>
+                <w:rFonts w:ascii="Microsoft JhengHei" w:cs="Microsoft JhengHei" w:eastAsia="Microsoft JhengHei" w:hAnsi="Microsoft JhengHei"/>
+                <w:color w:val="333333"/>
+                <w:sz w:val="19"/>
+                <w:szCs w:val="19"/>
+              </w:rPr>
+              <w:t xml:space="preserve">NT$ 1,600–2,200</w:t>
+            </w:r>
+          </w:p>
+        </w:tc>
+      </w:tr>
+      <w:tr>
+        <w:tc>
+          <w:tcPr>
+            <w:tcW w:type="dxa" w:w="6043"/>
+            <w:tcBorders>
+              <w:top w:val="single" w:color="AACCEE" w:sz="4"/>
+              <w:left w:val="single" w:color="AACCEE" w:sz="4"/>
+              <w:bottom w:val="single" w:color="AACCEE" w:sz="4"/>
+              <w:right w:val="single" w:color="AACCEE" w:sz="4"/>
+            </w:tcBorders>
+            <w:shd w:fill="FFFFFF" w:val="clear"/>
+            <w:tcMar>
+              <w:top w:type="dxa" w:w="80"/>
+              <w:left w:type="dxa" w:w="120"/>
+              <w:bottom w:type="dxa" w:w="80"/>
+              <w:right w:type="dxa" w:w="120"/>
+            </w:tcMar>
+          </w:tcPr>
+          <w:p>
+            <w:r>
+              <w:rPr>
+                <w:rFonts w:ascii="Microsoft JhengHei" w:cs="Microsoft JhengHei" w:eastAsia="Microsoft JhengHei" w:hAnsi="Microsoft JhengHei"/>
+                <w:color w:val="333333"/>
+                <w:sz w:val="19"/>
+                <w:szCs w:val="19"/>
+              </w:rPr>
+              <w:t xml:space="preserve">IC卡・市內交通 ¥3,000</w:t>
+            </w:r>
+          </w:p>
+        </w:tc>
+        <w:tc>
+          <w:tcPr>
+            <w:tcW w:type="dxa" w:w="3703"/>
+            <w:tcBorders>
+              <w:top w:val="single" w:color="AACCEE" w:sz="4"/>
+              <w:left w:val="single" w:color="AACCEE" w:sz="4"/>
+              <w:bottom w:val="single" w:color="AACCEE" w:sz="4"/>
+              <w:right w:val="single" w:color="AACCEE" w:sz="4"/>
+            </w:tcBorders>
+            <w:shd w:fill="FFFFFF" w:val="clear"/>
+            <w:tcMar>
+              <w:top w:type="dxa" w:w="80"/>
+              <w:left w:type="dxa" w:w="120"/>
+              <w:bottom w:type="dxa" w:w="80"/>
+              <w:right w:type="dxa" w:w="120"/>
+            </w:tcMar>
+          </w:tcPr>
+          <w:p>
+            <w:r>
+              <w:rPr>
+                <w:rFonts w:ascii="Microsoft JhengHei" w:cs="Microsoft JhengHei" w:eastAsia="Microsoft JhengHei" w:hAnsi="Microsoft JhengHei"/>
+                <w:color w:val="333333"/>
+                <w:sz w:val="19"/>
+                <w:szCs w:val="19"/>
+              </w:rPr>
+              <w:t xml:space="preserve">NT$ 700</w:t>
             </w:r>
           </w:p>
         </w:tc>
@@ -3583,7 +3733,7 @@
                 <w:sz w:val="21"/>
                 <w:szCs w:val="21"/>
               </w:rPr>
-              <w:t xml:space="preserve">約 NT$ 55,900–77,900</w:t>
+              <w:t xml:space="preserve">約 NT$ 54,700–73,800（省 NT$4,300–5,000 vs 含JR Pass版）</w:t>
             </w:r>
           </w:p>
         </w:tc>

--- a/travel_七月青森不含函館版.docx
+++ b/travel_七月青森不含函館版.docx
@@ -1451,7 +1451,22 @@
           <w:sz w:val="20"/>
           <w:szCs w:val="20"/>
         </w:rPr>
-        <w:t xml:space="preserve">・上午：返回山形市・霞城公園（山形城遺址，歷史氛圍）</w:t>
+        <w:t xml:space="preserve">・清晨：銀山溫泉晨光散步後退房，JR巴士＋奧羽本線返回山形站（¥1,130，約1小時）</w:t>
+      </w:r>
+    </w:p>
+    <w:p>
+      <w:pPr>
+        <w:spacing w:after="30" w:before="30"/>
+        <w:ind w:left="360" w:hanging="360"/>
+      </w:pPr>
+      <w:r>
+        <w:rPr>
+          <w:rFonts w:ascii="Microsoft JhengHei" w:cs="Microsoft JhengHei" w:eastAsia="Microsoft JhengHei" w:hAnsi="Microsoft JhengHei"/>
+          <w:color w:val="333333"/>
+          <w:sz w:val="20"/>
+          <w:szCs w:val="20"/>
+        </w:rPr>
+        <w:t xml:space="preserve">・上午：仙山線 山形 → 仙台（¥860，約1小時）→ 仙台機場 Access 線（¥660，約17分）</w:t>
       </w:r>
     </w:p>
     <w:p>
@@ -1466,7 +1481,7 @@
           <w:sz w:val="20"/>
           <w:szCs w:val="20"/>
         </w:rPr>
-        <w:t xml:space="preserve">★ 返程A（省錢）：高速夜行バス 仙台/山形 → 東京（¥4,000–5,500，約7小時）★可省一晚旅館</w:t>
+        <w:t xml:space="preserve">★ 中午：✈ 國內線 仙台(SDJ) → 東京(HND)（ANA/JAL外國人優惠票，¥10,800，約1小時）</w:t>
       </w:r>
     </w:p>
     <w:p>
@@ -1481,22 +1496,7 @@
           <w:sz w:val="20"/>
           <w:szCs w:val="20"/>
         </w:rPr>
-        <w:t xml:space="preserve">・返程B（快速）：山形新幹線 山形 → 東京（つばさ，¥18,340，約2.5小時）</w:t>
-      </w:r>
-    </w:p>
-    <w:p>
-      <w:pPr>
-        <w:spacing w:after="30" w:before="30"/>
-        <w:ind w:left="360" w:hanging="360"/>
-      </w:pPr>
-      <w:r>
-        <w:rPr>
-          <w:rFonts w:ascii="Microsoft JhengHei" w:cs="Microsoft JhengHei" w:eastAsia="Microsoft JhengHei" w:hAnsi="Microsoft JhengHei"/>
-          <w:color w:val="333333"/>
-          <w:sz w:val="20"/>
-          <w:szCs w:val="20"/>
-        </w:rPr>
-        <w:t xml:space="preserve">・抵東京成田/羽田轉機回台灣</w:t>
+        <w:t xml:space="preserve">・下午：東京成田/羽田轉機回台灣</w:t>
       </w:r>
     </w:p>
     <w:p>
@@ -1758,7 +1758,7 @@
                 <w:sz w:val="19"/>
                 <w:szCs w:val="19"/>
               </w:rPr>
-              <w:t xml:space="preserve">¥10,800/人，約1小時（省¥6,670 vs 新幹線）</w:t>
+              <w:t xml:space="preserve">¥10,800/人，約1小時（進程）</w:t>
             </w:r>
           </w:p>
         </w:tc>
@@ -1878,7 +1878,7 @@
                 <w:sz w:val="19"/>
                 <w:szCs w:val="19"/>
               </w:rPr>
-              <w:t xml:space="preserve">高速巴士（推薦省錢）</w:t>
+              <w:t xml:space="preserve">高速巴士</w:t>
             </w:r>
           </w:p>
         </w:tc>
@@ -2145,7 +2145,7 @@
                 <w:sz w:val="19"/>
                 <w:szCs w:val="19"/>
               </w:rPr>
-              <w:t xml:space="preserve">高速夜行バス（省錢返程）</w:t>
+              <w:t xml:space="preserve">✈ 國內線（ANA/JAL外國人優惠票）</w:t>
             </w:r>
           </w:p>
         </w:tc>
@@ -2174,7 +2174,7 @@
                 <w:sz w:val="19"/>
                 <w:szCs w:val="19"/>
               </w:rPr>
-              <w:t xml:space="preserve">仙台/山形 → 東京</w:t>
+              <w:t xml:space="preserve">仙台(SDJ) → 東京(HND)</w:t>
             </w:r>
           </w:p>
         </w:tc>
@@ -2203,7 +2203,7 @@
                 <w:sz w:val="19"/>
                 <w:szCs w:val="19"/>
               </w:rPr>
-              <w:t xml:space="preserve">¥4,000–5,500/人，約7小時</w:t>
+              <w:t xml:space="preserve">¥10,800/人，約1小時（返程）</w:t>
             </w:r>
           </w:p>
         </w:tc>
@@ -2234,6 +2234,95 @@
                 <w:sz w:val="19"/>
                 <w:szCs w:val="19"/>
               </w:rPr>
+              <w:t xml:space="preserve">仙台機場 Access 線</w:t>
+            </w:r>
+          </w:p>
+        </w:tc>
+        <w:tc>
+          <w:tcPr>
+            <w:tcW w:type="dxa" w:w="3314"/>
+            <w:tcBorders>
+              <w:top w:val="single" w:color="AACCEE" w:sz="4"/>
+              <w:left w:val="single" w:color="AACCEE" w:sz="4"/>
+              <w:bottom w:val="single" w:color="AACCEE" w:sz="4"/>
+              <w:right w:val="single" w:color="AACCEE" w:sz="4"/>
+            </w:tcBorders>
+            <w:shd w:fill="EEF5FB" w:val="clear"/>
+            <w:tcMar>
+              <w:top w:type="dxa" w:w="80"/>
+              <w:left w:type="dxa" w:w="120"/>
+              <w:bottom w:type="dxa" w:w="80"/>
+              <w:right w:type="dxa" w:w="120"/>
+            </w:tcMar>
+          </w:tcPr>
+          <w:p>
+            <w:r>
+              <w:rPr>
+                <w:rFonts w:ascii="Microsoft JhengHei" w:cs="Microsoft JhengHei" w:eastAsia="Microsoft JhengHei" w:hAnsi="Microsoft JhengHei"/>
+                <w:color w:val="333333"/>
+                <w:sz w:val="19"/>
+                <w:szCs w:val="19"/>
+              </w:rPr>
+              <w:t xml:space="preserve">仙台站 → 仙台機場</w:t>
+            </w:r>
+          </w:p>
+        </w:tc>
+        <w:tc>
+          <w:tcPr>
+            <w:tcW w:type="dxa" w:w="4093"/>
+            <w:tcBorders>
+              <w:top w:val="single" w:color="AACCEE" w:sz="4"/>
+              <w:left w:val="single" w:color="AACCEE" w:sz="4"/>
+              <w:bottom w:val="single" w:color="AACCEE" w:sz="4"/>
+              <w:right w:val="single" w:color="AACCEE" w:sz="4"/>
+            </w:tcBorders>
+            <w:shd w:fill="EEF5FB" w:val="clear"/>
+            <w:tcMar>
+              <w:top w:type="dxa" w:w="80"/>
+              <w:left w:type="dxa" w:w="120"/>
+              <w:bottom w:type="dxa" w:w="80"/>
+              <w:right w:type="dxa" w:w="120"/>
+            </w:tcMar>
+          </w:tcPr>
+          <w:p>
+            <w:r>
+              <w:rPr>
+                <w:rFonts w:ascii="Microsoft JhengHei" w:cs="Microsoft JhengHei" w:eastAsia="Microsoft JhengHei" w:hAnsi="Microsoft JhengHei"/>
+                <w:color w:val="333333"/>
+                <w:sz w:val="19"/>
+                <w:szCs w:val="19"/>
+              </w:rPr>
+              <w:t xml:space="preserve">IC卡 ¥660，約17分鐘</w:t>
+            </w:r>
+          </w:p>
+        </w:tc>
+      </w:tr>
+      <w:tr>
+        <w:tc>
+          <w:tcPr>
+            <w:tcW w:type="dxa" w:w="2339"/>
+            <w:tcBorders>
+              <w:top w:val="single" w:color="AACCEE" w:sz="4"/>
+              <w:left w:val="single" w:color="AACCEE" w:sz="4"/>
+              <w:bottom w:val="single" w:color="AACCEE" w:sz="4"/>
+              <w:right w:val="single" w:color="AACCEE" w:sz="4"/>
+            </w:tcBorders>
+            <w:shd w:fill="FFFFFF" w:val="clear"/>
+            <w:tcMar>
+              <w:top w:type="dxa" w:w="80"/>
+              <w:left w:type="dxa" w:w="120"/>
+              <w:bottom w:type="dxa" w:w="80"/>
+              <w:right w:type="dxa" w:w="120"/>
+            </w:tcMar>
+          </w:tcPr>
+          <w:p>
+            <w:r>
+              <w:rPr>
+                <w:rFonts w:ascii="Microsoft JhengHei" w:cs="Microsoft JhengHei" w:eastAsia="Microsoft JhengHei" w:hAnsi="Microsoft JhengHei"/>
+                <w:color w:val="333333"/>
+                <w:sz w:val="19"/>
+                <w:szCs w:val="19"/>
+              </w:rPr>
               <w:t xml:space="preserve">租車</w:t>
             </w:r>
           </w:p>
@@ -2247,7 +2336,7 @@
               <w:bottom w:val="single" w:color="AACCEE" w:sz="4"/>
               <w:right w:val="single" w:color="AACCEE" w:sz="4"/>
             </w:tcBorders>
-            <w:shd w:fill="EEF5FB" w:val="clear"/>
+            <w:shd w:fill="FFFFFF" w:val="clear"/>
             <w:tcMar>
               <w:top w:type="dxa" w:w="80"/>
               <w:left w:type="dxa" w:w="120"/>
@@ -2276,7 +2365,7 @@
               <w:bottom w:val="single" w:color="AACCEE" w:sz="4"/>
               <w:right w:val="single" w:color="AACCEE" w:sz="4"/>
             </w:tcBorders>
-            <w:shd w:fill="EEF5FB" w:val="clear"/>
+            <w:shd w:fill="FFFFFF" w:val="clear"/>
             <w:tcMar>
               <w:top w:type="dxa" w:w="80"/>
               <w:left w:type="dxa" w:w="120"/>
@@ -2315,7 +2404,7 @@
           <w:sz w:val="19"/>
           <w:szCs w:val="19"/>
         </w:rPr>
-        <w:t xml:space="preserve">本版不需購買 JR Pass（省¥25,000/人）：改以國內線＋高速巴士取代，每人交通費合計約¥20,000–22,000</w:t>
+        <w:t xml:space="preserve">兩段國內線合計¥21,600/人，全程不需 JR Pass：進程飛青森省¥6,670，回程飛東京省¥7,540 vs 新幹線</w:t>
       </w:r>
     </w:p>
     <w:p>
@@ -2345,7 +2434,7 @@
           <w:sz w:val="19"/>
           <w:szCs w:val="19"/>
         </w:rPr>
-        <w:t xml:space="preserve">夜行高速バス可省一晚旅館費，但車程約7–8小時；若不耐久坐可改山形新幹線→東京（¥18,340）</w:t>
+        <w:t xml:space="preserve">仙台機場有直飛東京羽田（HND）航班，班次多，建議選早午班次以利當天轉機回台</w:t>
       </w:r>
     </w:p>
     <w:p>
@@ -3220,7 +3309,7 @@
                 <w:sz w:val="19"/>
                 <w:szCs w:val="19"/>
               </w:rPr>
-              <w:t xml:space="preserve">✈ 國內線 東京→青森（¥10,800）</w:t>
+              <w:t xml:space="preserve">✈ 國內線 東京→青森（進程 ¥10,800）</w:t>
             </w:r>
           </w:p>
         </w:tc>
@@ -3280,7 +3369,7 @@
                 <w:sz w:val="19"/>
                 <w:szCs w:val="19"/>
               </w:rPr>
-              <w:t xml:space="preserve">高速巴士（青森→仙台＋返程夜行）¥7,000–9,500</w:t>
+              <w:t xml:space="preserve">✈ 國內線 仙台→東京（返程 ¥10,800）</w:t>
             </w:r>
           </w:p>
         </w:tc>
@@ -3309,7 +3398,7 @@
                 <w:sz w:val="19"/>
                 <w:szCs w:val="19"/>
               </w:rPr>
-              <w:t xml:space="preserve">NT$ 1,600–2,200</w:t>
+              <w:t xml:space="preserve">NT$ 2,500</w:t>
             </w:r>
           </w:p>
         </w:tc>
@@ -3340,7 +3429,7 @@
                 <w:sz w:val="19"/>
                 <w:szCs w:val="19"/>
               </w:rPr>
-              <w:t xml:space="preserve">IC卡・市內交通 ¥3,000</w:t>
+              <w:t xml:space="preserve">高速巴士 青森→仙台 ¥3,500</w:t>
             </w:r>
           </w:p>
         </w:tc>
@@ -3369,7 +3458,7 @@
                 <w:sz w:val="19"/>
                 <w:szCs w:val="19"/>
               </w:rPr>
-              <w:t xml:space="preserve">NT$ 700</w:t>
+              <w:t xml:space="preserve">NT$ 810</w:t>
             </w:r>
           </w:p>
         </w:tc>
@@ -3400,7 +3489,7 @@
                 <w:sz w:val="19"/>
                 <w:szCs w:val="19"/>
               </w:rPr>
-              <w:t xml:space="preserve">住宿（6晚，均分3人）</w:t>
+              <w:t xml:space="preserve">仙台機場 Access 線＋IC卡 ¥4,000</w:t>
             </w:r>
           </w:p>
         </w:tc>
@@ -3429,7 +3518,7 @@
                 <w:sz w:val="19"/>
                 <w:szCs w:val="19"/>
               </w:rPr>
-              <w:t xml:space="preserve">NT$ 14,000–22,000</w:t>
+              <w:t xml:space="preserve">NT$ 925</w:t>
             </w:r>
           </w:p>
         </w:tc>
@@ -3460,7 +3549,7 @@
                 <w:sz w:val="19"/>
                 <w:szCs w:val="19"/>
               </w:rPr>
-              <w:t xml:space="preserve">銀山温泉旅館（能登屋・單人份）</w:t>
+              <w:t xml:space="preserve">住宿（6晚，均分3人）</w:t>
             </w:r>
           </w:p>
         </w:tc>
@@ -3489,7 +3578,7 @@
                 <w:sz w:val="19"/>
                 <w:szCs w:val="19"/>
               </w:rPr>
-              <w:t xml:space="preserve">NT$ 5,000–8,000</w:t>
+              <w:t xml:space="preserve">NT$ 14,000–22,000</w:t>
             </w:r>
           </w:p>
         </w:tc>
@@ -3520,7 +3609,7 @@
                 <w:sz w:val="19"/>
                 <w:szCs w:val="19"/>
               </w:rPr>
-              <w:t xml:space="preserve">餐飲（每日約NT$1,200）</w:t>
+              <w:t xml:space="preserve">銀山温泉旅館（能登屋・單人份）</w:t>
             </w:r>
           </w:p>
         </w:tc>
@@ -3549,7 +3638,7 @@
                 <w:sz w:val="19"/>
                 <w:szCs w:val="19"/>
               </w:rPr>
-              <w:t xml:space="preserve">NT$ 8,400</w:t>
+              <w:t xml:space="preserve">NT$ 5,000–8,000</w:t>
             </w:r>
           </w:p>
         </w:tc>
@@ -3580,7 +3669,7 @@
                 <w:sz w:val="19"/>
                 <w:szCs w:val="19"/>
               </w:rPr>
-              <w:t xml:space="preserve">租車（2天，均分3人）</w:t>
+              <w:t xml:space="preserve">餐飲（每日約NT$1,200）</w:t>
             </w:r>
           </w:p>
         </w:tc>
@@ -3609,7 +3698,7 @@
                 <w:sz w:val="19"/>
                 <w:szCs w:val="19"/>
               </w:rPr>
-              <w:t xml:space="preserve">NT$ 2,500</w:t>
+              <w:t xml:space="preserve">NT$ 8,400</w:t>
             </w:r>
           </w:p>
         </w:tc>
@@ -3640,6 +3729,66 @@
                 <w:sz w:val="19"/>
                 <w:szCs w:val="19"/>
               </w:rPr>
+              <w:t xml:space="preserve">租車（2天，均分3人）</w:t>
+            </w:r>
+          </w:p>
+        </w:tc>
+        <w:tc>
+          <w:tcPr>
+            <w:tcW w:type="dxa" w:w="3703"/>
+            <w:tcBorders>
+              <w:top w:val="single" w:color="AACCEE" w:sz="4"/>
+              <w:left w:val="single" w:color="AACCEE" w:sz="4"/>
+              <w:bottom w:val="single" w:color="AACCEE" w:sz="4"/>
+              <w:right w:val="single" w:color="AACCEE" w:sz="4"/>
+            </w:tcBorders>
+            <w:shd w:fill="EEF5FB" w:val="clear"/>
+            <w:tcMar>
+              <w:top w:type="dxa" w:w="80"/>
+              <w:left w:type="dxa" w:w="120"/>
+              <w:bottom w:type="dxa" w:w="80"/>
+              <w:right w:type="dxa" w:w="120"/>
+            </w:tcMar>
+          </w:tcPr>
+          <w:p>
+            <w:r>
+              <w:rPr>
+                <w:rFonts w:ascii="Microsoft JhengHei" w:cs="Microsoft JhengHei" w:eastAsia="Microsoft JhengHei" w:hAnsi="Microsoft JhengHei"/>
+                <w:color w:val="333333"/>
+                <w:sz w:val="19"/>
+                <w:szCs w:val="19"/>
+              </w:rPr>
+              <w:t xml:space="preserve">NT$ 2,500</w:t>
+            </w:r>
+          </w:p>
+        </w:tc>
+      </w:tr>
+      <w:tr>
+        <w:tc>
+          <w:tcPr>
+            <w:tcW w:type="dxa" w:w="6043"/>
+            <w:tcBorders>
+              <w:top w:val="single" w:color="AACCEE" w:sz="4"/>
+              <w:left w:val="single" w:color="AACCEE" w:sz="4"/>
+              <w:bottom w:val="single" w:color="AACCEE" w:sz="4"/>
+              <w:right w:val="single" w:color="AACCEE" w:sz="4"/>
+            </w:tcBorders>
+            <w:shd w:fill="FFFFFF" w:val="clear"/>
+            <w:tcMar>
+              <w:top w:type="dxa" w:w="80"/>
+              <w:left w:type="dxa" w:w="120"/>
+              <w:bottom w:type="dxa" w:w="80"/>
+              <w:right w:type="dxa" w:w="120"/>
+            </w:tcMar>
+          </w:tcPr>
+          <w:p>
+            <w:r>
+              <w:rPr>
+                <w:rFonts w:ascii="Microsoft JhengHei" w:cs="Microsoft JhengHei" w:eastAsia="Microsoft JhengHei" w:hAnsi="Microsoft JhengHei"/>
+                <w:color w:val="333333"/>
+                <w:sz w:val="19"/>
+                <w:szCs w:val="19"/>
+              </w:rPr>
               <w:t xml:space="preserve">景點門票・雜費</w:t>
             </w:r>
           </w:p>
@@ -3653,7 +3802,7 @@
               <w:bottom w:val="single" w:color="AACCEE" w:sz="4"/>
               <w:right w:val="single" w:color="AACCEE" w:sz="4"/>
             </w:tcBorders>
-            <w:shd w:fill="EEF5FB" w:val="clear"/>
+            <w:shd w:fill="FFFFFF" w:val="clear"/>
             <w:tcMar>
               <w:top w:type="dxa" w:w="80"/>
               <w:left w:type="dxa" w:w="120"/>
@@ -3733,7 +3882,7 @@
                 <w:sz w:val="21"/>
                 <w:szCs w:val="21"/>
               </w:rPr>
-              <w:t xml:space="preserve">約 NT$ 54,700–73,800（省 NT$4,300–5,000 vs 含JR Pass版）</w:t>
+              <w:t xml:space="preserve">約 NT$ 57,000–76,000（2段國內線，全程不需 JR Pass）</w:t>
             </w:r>
           </w:p>
         </w:tc>

--- a/travel_七月青森不含函館版.docx
+++ b/travel_七月青森不含函館版.docx
@@ -1155,7 +1155,22 @@
           <w:sz w:val="24"/>
           <w:szCs w:val="24"/>
         </w:rPr>
-        <w:t xml:space="preserve">  Day 5（7/5）青森市精華 → 山形・山寺</w:t>
+        <w:t xml:space="preserve">  Day 5（7/5）青森市全日精華</w:t>
+      </w:r>
+    </w:p>
+    <w:p>
+      <w:pPr>
+        <w:spacing w:after="30" w:before="30"/>
+        <w:ind w:left="360" w:hanging="360"/>
+      </w:pPr>
+      <w:r>
+        <w:rPr>
+          <w:rFonts w:ascii="Microsoft JhengHei" w:cs="Microsoft JhengHei" w:eastAsia="Microsoft JhengHei" w:hAnsi="Microsoft JhengHei"/>
+          <w:color w:val="333333"/>
+          <w:sz w:val="20"/>
+          <w:szCs w:val="20"/>
+        </w:rPr>
+        <w:t xml:space="preserve">・上午：WA-RASSE 睡魔祭博物館（互動展示，門票¥600/人）</w:t>
       </w:r>
     </w:p>
     <w:p>
@@ -1170,7 +1185,22 @@
           <w:sz w:val="20"/>
           <w:szCs w:val="20"/>
         </w:rPr>
-        <w:t xml:space="preserve">★ 上午：青森縣立美術館（奈良美智「青森犬」，門票¥510/人）</w:t>
+        <w:t xml:space="preserve">★ 上午：青森魚菜中心のっけ丼（代幣自選，現場挑配料）</w:t>
+      </w:r>
+    </w:p>
+    <w:p>
+      <w:pPr>
+        <w:spacing w:after="30" w:before="30"/>
+        <w:ind w:left="360" w:hanging="360"/>
+      </w:pPr>
+      <w:r>
+        <w:rPr>
+          <w:rFonts w:ascii="Microsoft JhengHei" w:cs="Microsoft JhengHei" w:eastAsia="Microsoft JhengHei" w:hAnsi="Microsoft JhengHei"/>
+          <w:color w:val="C0392B"/>
+          <w:sz w:val="20"/>
+          <w:szCs w:val="20"/>
+        </w:rPr>
+        <w:t xml:space="preserve">★ 下午：青森縣立美術館（奈良美智「青森犬」，門票¥510/人）</w:t>
       </w:r>
     </w:p>
     <w:p>
@@ -1185,22 +1215,7 @@
           <w:sz w:val="20"/>
           <w:szCs w:val="20"/>
         </w:rPr>
-        <w:t xml:space="preserve">・上午：青森魚菜中心のっけ丼（代幣自選，海鮮蓋飯體驗）</w:t>
-      </w:r>
-    </w:p>
-    <w:p>
-      <w:pPr>
-        <w:spacing w:after="30" w:before="30"/>
-        <w:ind w:left="360" w:hanging="360"/>
-      </w:pPr>
-      <w:r>
-        <w:rPr>
-          <w:rFonts w:ascii="Microsoft JhengHei" w:cs="Microsoft JhengHei" w:eastAsia="Microsoft JhengHei" w:hAnsi="Microsoft JhengHei"/>
-          <w:color w:val="C0392B"/>
-          <w:sz w:val="20"/>
-          <w:szCs w:val="20"/>
-        </w:rPr>
-        <w:t xml:space="preserve">★ 中午：高速巴士 青森 → 仙台（¥3,000–4,000，約3.5小時）★省錢替代新幹線</w:t>
+        <w:t xml:space="preserve">・傍晚：A-FACTORY 蘋果工房（港邊，蘋果酒見學＋伴手禮購物）</w:t>
       </w:r>
     </w:p>
     <w:p>
@@ -1215,37 +1230,7 @@
           <w:sz w:val="20"/>
           <w:szCs w:val="20"/>
         </w:rPr>
-        <w:t xml:space="preserve">・中午：仙山線 仙台 → 山寺（IC卡 ¥860，約1小時）</w:t>
-      </w:r>
-    </w:p>
-    <w:p>
-      <w:pPr>
-        <w:spacing w:after="30" w:before="30"/>
-        <w:ind w:left="360" w:hanging="360"/>
-      </w:pPr>
-      <w:r>
-        <w:rPr>
-          <w:rFonts w:ascii="Microsoft JhengHei" w:cs="Microsoft JhengHei" w:eastAsia="Microsoft JhengHei" w:hAnsi="Microsoft JhengHei"/>
-          <w:color w:val="C0392B"/>
-          <w:sz w:val="20"/>
-          <w:szCs w:val="20"/>
-        </w:rPr>
-        <w:t xml:space="preserve">★ 下午：山寺・立石寺（1,015段石階登頂，俯瞰山谷，芭蕉「閑さや」俳句聖地）</w:t>
-      </w:r>
-    </w:p>
-    <w:p>
-      <w:pPr>
-        <w:spacing w:after="30" w:before="30"/>
-        <w:ind w:left="360" w:hanging="360"/>
-      </w:pPr>
-      <w:r>
-        <w:rPr>
-          <w:rFonts w:ascii="Microsoft JhengHei" w:cs="Microsoft JhengHei" w:eastAsia="Microsoft JhengHei" w:hAnsi="Microsoft JhengHei"/>
-          <w:color w:val="333333"/>
-          <w:sz w:val="20"/>
-          <w:szCs w:val="20"/>
-        </w:rPr>
-        <w:t xml:space="preserve">・傍晚：仙山線移動至山形市入住</w:t>
+        <w:t xml:space="preserve">・傍晚：八甲田丸（青森港退役輪渡，外觀打卡）</w:t>
       </w:r>
     </w:p>
     <w:p>
@@ -1271,7 +1256,7 @@
           <w:sz w:val="20"/>
           <w:szCs w:val="20"/>
         </w:rPr>
-        <w:t xml:space="preserve">ドーミーイン山形（天然溫泉大浴場・近車站）</w:t>
+        <w:t xml:space="preserve">Richmond Hotel 青森（第3晚）</w:t>
       </w:r>
     </w:p>
     <w:p>
@@ -1288,7 +1273,7 @@
           <w:sz w:val="24"/>
           <w:szCs w:val="24"/>
         </w:rPr>
-        <w:t xml:space="preserve">  Day 6（7/6）銀山温泉 ★ 本版最大亮點</w:t>
+        <w:t xml:space="preserve">  Day 6（7/6）八甲田山・酸ヶ湯温泉 ★ 本版亮點</w:t>
       </w:r>
     </w:p>
     <w:p>
@@ -1303,7 +1288,7 @@
           <w:sz w:val="20"/>
           <w:szCs w:val="20"/>
         </w:rPr>
-        <w:t xml:space="preserve">・上午：JR奧羽本線或包車前往銀山温泉（山形→大石田站約30分，再轉巴士20分）</w:t>
+        <w:t xml:space="preserve">・早晨：JR巴士 青森市 → 酸ヶ湯温泉（約1小時，¥1,250）</w:t>
       </w:r>
     </w:p>
     <w:p>
@@ -1318,7 +1303,7 @@
           <w:sz w:val="20"/>
           <w:szCs w:val="20"/>
         </w:rPr>
-        <w:t xml:space="preserve">★ 上午：銀山溫泉街散步（大正浪漫復古建築，石橋・銀山川瀑布・木造多層旅館）</w:t>
+        <w:t xml:space="preserve">★ 上午：八甲田ロープウェイ（山頂標高1,324m，夏季高山植物盛開，¥1,400/人）</w:t>
       </w:r>
     </w:p>
     <w:p>
@@ -1333,7 +1318,22 @@
           <w:sz w:val="20"/>
           <w:szCs w:val="20"/>
         </w:rPr>
-        <w:t xml:space="preserve">・下午：白銀瀑布步道（溫泉街最深處，清涼瀑布）</w:t>
+        <w:t xml:space="preserve">・上午：毛無岱・仙人沼高層濕原健行（木道步道，夏季杜鵑花與池塘倒影）</w:t>
+      </w:r>
+    </w:p>
+    <w:p>
+      <w:pPr>
+        <w:spacing w:after="30" w:before="30"/>
+        <w:ind w:left="360" w:hanging="360"/>
+      </w:pPr>
+      <w:r>
+        <w:rPr>
+          <w:rFonts w:ascii="Microsoft JhengHei" w:cs="Microsoft JhengHei" w:eastAsia="Microsoft JhengHei" w:hAnsi="Microsoft JhengHei"/>
+          <w:color w:val="C0392B"/>
+          <w:sz w:val="20"/>
+          <w:szCs w:val="20"/>
+        </w:rPr>
+        <w:t xml:space="preserve">★ 下午：酸ヶ湯温泉入浴（全國名湯百選，千人風呂，日本最古老溫泉之一）</w:t>
       </w:r>
     </w:p>
     <w:p>
@@ -1348,22 +1348,7 @@
           <w:sz w:val="20"/>
           <w:szCs w:val="20"/>
         </w:rPr>
-        <w:t xml:space="preserve">・下午：入住溫泉旅館，泡溫泉、享用日式懷石料理晚餐</w:t>
-      </w:r>
-    </w:p>
-    <w:p>
-      <w:pPr>
-        <w:spacing w:after="30" w:before="30"/>
-        <w:ind w:left="360" w:hanging="360"/>
-      </w:pPr>
-      <w:r>
-        <w:rPr>
-          <w:rFonts w:ascii="Microsoft JhengHei" w:cs="Microsoft JhengHei" w:eastAsia="Microsoft JhengHei" w:hAnsi="Microsoft JhengHei"/>
-          <w:color w:val="C0392B"/>
-          <w:sz w:val="20"/>
-          <w:szCs w:val="20"/>
-        </w:rPr>
-        <w:t xml:space="preserve">★ 夜間：煤氣燈點亮的溫泉街夜景（如宮崎駿「神隱少女」場景，超適合拍照）</w:t>
+        <w:t xml:space="preserve">・傍晚：JR巴士返回青森市（約1小時）</w:t>
       </w:r>
     </w:p>
     <w:p>
@@ -1389,7 +1374,7 @@
           <w:sz w:val="20"/>
           <w:szCs w:val="20"/>
         </w:rPr>
-        <w:t xml:space="preserve">能登屋旅館（最具代表性大正建築・強烈建議提早2–3個月訂）</w:t>
+        <w:t xml:space="preserve">Richmond Hotel 青森（第4晚）</w:t>
       </w:r>
     </w:p>
     <w:p>
@@ -1406,7 +1391,37 @@
           <w:sz w:val="24"/>
           <w:szCs w:val="24"/>
         </w:rPr>
-        <w:t xml:space="preserve">  Day 7（7/7）銀山温泉 → 回台灣</w:t>
+        <w:t xml:space="preserve">  Day 7（7/7）青森 → 飛東京 → 回台灣</w:t>
+      </w:r>
+    </w:p>
+    <w:p>
+      <w:pPr>
+        <w:spacing w:after="30" w:before="30"/>
+        <w:ind w:left="360" w:hanging="360"/>
+      </w:pPr>
+      <w:r>
+        <w:rPr>
+          <w:rFonts w:ascii="Microsoft JhengHei" w:cs="Microsoft JhengHei" w:eastAsia="Microsoft JhengHei" w:hAnsi="Microsoft JhengHei"/>
+          <w:color w:val="333333"/>
+          <w:sz w:val="20"/>
+          <w:szCs w:val="20"/>
+        </w:rPr>
+        <w:t xml:space="preserve">・早晨：青森市最後巡遊（棟方志功紀念館・三角公園土產採買）</w:t>
+      </w:r>
+    </w:p>
+    <w:p>
+      <w:pPr>
+        <w:spacing w:after="30" w:before="30"/>
+        <w:ind w:left="360" w:hanging="360"/>
+      </w:pPr>
+      <w:r>
+        <w:rPr>
+          <w:rFonts w:ascii="Microsoft JhengHei" w:cs="Microsoft JhengHei" w:eastAsia="Microsoft JhengHei" w:hAnsi="Microsoft JhengHei"/>
+          <w:color w:val="333333"/>
+          <w:sz w:val="20"/>
+          <w:szCs w:val="20"/>
+        </w:rPr>
+        <w:t xml:space="preserve">・上午：機場巴士 青森市 → 青森機場（¥740，約30分鐘）</w:t>
       </w:r>
     </w:p>
     <w:p>
@@ -1421,67 +1436,7 @@
           <w:sz w:val="20"/>
           <w:szCs w:val="20"/>
         </w:rPr>
-        <w:t xml:space="preserve">★ 清晨：溫泉街晨光散步（遊客未至，最靜謐最美）</w:t>
-      </w:r>
-    </w:p>
-    <w:p>
-      <w:pPr>
-        <w:spacing w:after="30" w:before="30"/>
-        <w:ind w:left="360" w:hanging="360"/>
-      </w:pPr>
-      <w:r>
-        <w:rPr>
-          <w:rFonts w:ascii="Microsoft JhengHei" w:cs="Microsoft JhengHei" w:eastAsia="Microsoft JhengHei" w:hAnsi="Microsoft JhengHei"/>
-          <w:color w:val="333333"/>
-          <w:sz w:val="20"/>
-          <w:szCs w:val="20"/>
-        </w:rPr>
-        <w:t xml:space="preserve">・早餐：旅館早餐（日式懷石早膳）</w:t>
-      </w:r>
-    </w:p>
-    <w:p>
-      <w:pPr>
-        <w:spacing w:after="30" w:before="30"/>
-        <w:ind w:left="360" w:hanging="360"/>
-      </w:pPr>
-      <w:r>
-        <w:rPr>
-          <w:rFonts w:ascii="Microsoft JhengHei" w:cs="Microsoft JhengHei" w:eastAsia="Microsoft JhengHei" w:hAnsi="Microsoft JhengHei"/>
-          <w:color w:val="333333"/>
-          <w:sz w:val="20"/>
-          <w:szCs w:val="20"/>
-        </w:rPr>
-        <w:t xml:space="preserve">・清晨：銀山溫泉晨光散步後退房，JR巴士＋奧羽本線返回山形站（¥1,130，約1小時）</w:t>
-      </w:r>
-    </w:p>
-    <w:p>
-      <w:pPr>
-        <w:spacing w:after="30" w:before="30"/>
-        <w:ind w:left="360" w:hanging="360"/>
-      </w:pPr>
-      <w:r>
-        <w:rPr>
-          <w:rFonts w:ascii="Microsoft JhengHei" w:cs="Microsoft JhengHei" w:eastAsia="Microsoft JhengHei" w:hAnsi="Microsoft JhengHei"/>
-          <w:color w:val="333333"/>
-          <w:sz w:val="20"/>
-          <w:szCs w:val="20"/>
-        </w:rPr>
-        <w:t xml:space="preserve">・上午：仙山線 山形 → 仙台（¥860，約1小時）→ 仙台機場 Access 線（¥660，約17分）</w:t>
-      </w:r>
-    </w:p>
-    <w:p>
-      <w:pPr>
-        <w:spacing w:after="30" w:before="30"/>
-        <w:ind w:left="360" w:hanging="360"/>
-      </w:pPr>
-      <w:r>
-        <w:rPr>
-          <w:rFonts w:ascii="Microsoft JhengHei" w:cs="Microsoft JhengHei" w:eastAsia="Microsoft JhengHei" w:hAnsi="Microsoft JhengHei"/>
-          <w:color w:val="C0392B"/>
-          <w:sz w:val="20"/>
-          <w:szCs w:val="20"/>
-        </w:rPr>
-        <w:t xml:space="preserve">★ 中午：✈ 國內線 仙台(SDJ) → 東京(HND)（ANA/JAL外國人優惠票，¥10,800，約1小時）</w:t>
+        <w:t xml:space="preserve">★ 中午：✈ 國內線 青森(AOJ) → 東京(HND)（ANA/JAL外國人優惠票，¥10,800，約1小時）</w:t>
       </w:r>
     </w:p>
     <w:p>
@@ -1878,7 +1833,7 @@
                 <w:sz w:val="19"/>
                 <w:szCs w:val="19"/>
               </w:rPr>
-              <w:t xml:space="preserve">高速巴士</w:t>
+              <w:t xml:space="preserve">JR巴士（往返）</w:t>
             </w:r>
           </w:p>
         </w:tc>
@@ -1907,7 +1862,7 @@
                 <w:sz w:val="19"/>
                 <w:szCs w:val="19"/>
               </w:rPr>
-              <w:t xml:space="preserve">青森 → 仙台</w:t>
+              <w:t xml:space="preserve">青森市 ↔ 酸ヶ湯温泉・八甲田</w:t>
             </w:r>
           </w:p>
         </w:tc>
@@ -1936,7 +1891,7 @@
                 <w:sz w:val="19"/>
                 <w:szCs w:val="19"/>
               </w:rPr>
-              <w:t xml:space="preserve">¥3,000–4,000/人，約3.5小時</w:t>
+              <w:t xml:space="preserve">¥1,250/人往返，約1小時</w:t>
             </w:r>
           </w:p>
         </w:tc>
@@ -1967,7 +1922,7 @@
                 <w:sz w:val="19"/>
                 <w:szCs w:val="19"/>
               </w:rPr>
-              <w:t xml:space="preserve">仙山線</w:t>
+              <w:t xml:space="preserve">機場巴士</w:t>
             </w:r>
           </w:p>
         </w:tc>
@@ -1996,7 +1951,7 @@
                 <w:sz w:val="19"/>
                 <w:szCs w:val="19"/>
               </w:rPr>
-              <w:t xml:space="preserve">仙台 → 山寺 → 山形</w:t>
+              <w:t xml:space="preserve">青森市 → 青森機場</w:t>
             </w:r>
           </w:p>
         </w:tc>
@@ -2025,7 +1980,7 @@
                 <w:sz w:val="19"/>
                 <w:szCs w:val="19"/>
               </w:rPr>
-              <w:t xml:space="preserve">IC卡 ¥1,720，各約1小時</w:t>
+              <w:t xml:space="preserve">¥740/人，約30分鐘</w:t>
             </w:r>
           </w:p>
         </w:tc>
@@ -2056,7 +2011,7 @@
                 <w:sz w:val="19"/>
                 <w:szCs w:val="19"/>
               </w:rPr>
-              <w:t xml:space="preserve">JR奧羽本線＋巴士</w:t>
+              <w:t xml:space="preserve">✈ 國內線（ANA/JAL外國人優惠票）</w:t>
             </w:r>
           </w:p>
         </w:tc>
@@ -2085,7 +2040,7 @@
                 <w:sz w:val="19"/>
                 <w:szCs w:val="19"/>
               </w:rPr>
-              <w:t xml:space="preserve">山形 → 大石田 → 銀山温泉</w:t>
+              <w:t xml:space="preserve">青森(AOJ) → 東京(HND)</w:t>
             </w:r>
           </w:p>
         </w:tc>
@@ -2114,185 +2069,7 @@
                 <w:sz w:val="19"/>
                 <w:szCs w:val="19"/>
               </w:rPr>
-              <w:t xml:space="preserve">¥630 + ¥500，約1小時</w:t>
-            </w:r>
-          </w:p>
-        </w:tc>
-      </w:tr>
-      <w:tr>
-        <w:tc>
-          <w:tcPr>
-            <w:tcW w:type="dxa" w:w="2339"/>
-            <w:tcBorders>
-              <w:top w:val="single" w:color="AACCEE" w:sz="4"/>
-              <w:left w:val="single" w:color="AACCEE" w:sz="4"/>
-              <w:bottom w:val="single" w:color="AACCEE" w:sz="4"/>
-              <w:right w:val="single" w:color="AACCEE" w:sz="4"/>
-            </w:tcBorders>
-            <w:shd w:fill="FFFFFF" w:val="clear"/>
-            <w:tcMar>
-              <w:top w:type="dxa" w:w="80"/>
-              <w:left w:type="dxa" w:w="120"/>
-              <w:bottom w:type="dxa" w:w="80"/>
-              <w:right w:type="dxa" w:w="120"/>
-            </w:tcMar>
-          </w:tcPr>
-          <w:p>
-            <w:r>
-              <w:rPr>
-                <w:rFonts w:ascii="Microsoft JhengHei" w:cs="Microsoft JhengHei" w:eastAsia="Microsoft JhengHei" w:hAnsi="Microsoft JhengHei"/>
-                <w:color w:val="333333"/>
-                <w:sz w:val="19"/>
-                <w:szCs w:val="19"/>
-              </w:rPr>
-              <w:t xml:space="preserve">✈ 國內線（ANA/JAL外國人優惠票）</w:t>
-            </w:r>
-          </w:p>
-        </w:tc>
-        <w:tc>
-          <w:tcPr>
-            <w:tcW w:type="dxa" w:w="3314"/>
-            <w:tcBorders>
-              <w:top w:val="single" w:color="AACCEE" w:sz="4"/>
-              <w:left w:val="single" w:color="AACCEE" w:sz="4"/>
-              <w:bottom w:val="single" w:color="AACCEE" w:sz="4"/>
-              <w:right w:val="single" w:color="AACCEE" w:sz="4"/>
-            </w:tcBorders>
-            <w:shd w:fill="FFFFFF" w:val="clear"/>
-            <w:tcMar>
-              <w:top w:type="dxa" w:w="80"/>
-              <w:left w:type="dxa" w:w="120"/>
-              <w:bottom w:type="dxa" w:w="80"/>
-              <w:right w:type="dxa" w:w="120"/>
-            </w:tcMar>
-          </w:tcPr>
-          <w:p>
-            <w:r>
-              <w:rPr>
-                <w:rFonts w:ascii="Microsoft JhengHei" w:cs="Microsoft JhengHei" w:eastAsia="Microsoft JhengHei" w:hAnsi="Microsoft JhengHei"/>
-                <w:color w:val="333333"/>
-                <w:sz w:val="19"/>
-                <w:szCs w:val="19"/>
-              </w:rPr>
-              <w:t xml:space="preserve">仙台(SDJ) → 東京(HND)</w:t>
-            </w:r>
-          </w:p>
-        </w:tc>
-        <w:tc>
-          <w:tcPr>
-            <w:tcW w:type="dxa" w:w="4093"/>
-            <w:tcBorders>
-              <w:top w:val="single" w:color="AACCEE" w:sz="4"/>
-              <w:left w:val="single" w:color="AACCEE" w:sz="4"/>
-              <w:bottom w:val="single" w:color="AACCEE" w:sz="4"/>
-              <w:right w:val="single" w:color="AACCEE" w:sz="4"/>
-            </w:tcBorders>
-            <w:shd w:fill="FFFFFF" w:val="clear"/>
-            <w:tcMar>
-              <w:top w:type="dxa" w:w="80"/>
-              <w:left w:type="dxa" w:w="120"/>
-              <w:bottom w:type="dxa" w:w="80"/>
-              <w:right w:type="dxa" w:w="120"/>
-            </w:tcMar>
-          </w:tcPr>
-          <w:p>
-            <w:r>
-              <w:rPr>
-                <w:rFonts w:ascii="Microsoft JhengHei" w:cs="Microsoft JhengHei" w:eastAsia="Microsoft JhengHei" w:hAnsi="Microsoft JhengHei"/>
-                <w:color w:val="333333"/>
-                <w:sz w:val="19"/>
-                <w:szCs w:val="19"/>
-              </w:rPr>
               <w:t xml:space="preserve">¥10,800/人，約1小時（返程）</w:t>
-            </w:r>
-          </w:p>
-        </w:tc>
-      </w:tr>
-      <w:tr>
-        <w:tc>
-          <w:tcPr>
-            <w:tcW w:type="dxa" w:w="2339"/>
-            <w:tcBorders>
-              <w:top w:val="single" w:color="AACCEE" w:sz="4"/>
-              <w:left w:val="single" w:color="AACCEE" w:sz="4"/>
-              <w:bottom w:val="single" w:color="AACCEE" w:sz="4"/>
-              <w:right w:val="single" w:color="AACCEE" w:sz="4"/>
-            </w:tcBorders>
-            <w:shd w:fill="EEF5FB" w:val="clear"/>
-            <w:tcMar>
-              <w:top w:type="dxa" w:w="80"/>
-              <w:left w:type="dxa" w:w="120"/>
-              <w:bottom w:type="dxa" w:w="80"/>
-              <w:right w:type="dxa" w:w="120"/>
-            </w:tcMar>
-          </w:tcPr>
-          <w:p>
-            <w:r>
-              <w:rPr>
-                <w:rFonts w:ascii="Microsoft JhengHei" w:cs="Microsoft JhengHei" w:eastAsia="Microsoft JhengHei" w:hAnsi="Microsoft JhengHei"/>
-                <w:color w:val="333333"/>
-                <w:sz w:val="19"/>
-                <w:szCs w:val="19"/>
-              </w:rPr>
-              <w:t xml:space="preserve">仙台機場 Access 線</w:t>
-            </w:r>
-          </w:p>
-        </w:tc>
-        <w:tc>
-          <w:tcPr>
-            <w:tcW w:type="dxa" w:w="3314"/>
-            <w:tcBorders>
-              <w:top w:val="single" w:color="AACCEE" w:sz="4"/>
-              <w:left w:val="single" w:color="AACCEE" w:sz="4"/>
-              <w:bottom w:val="single" w:color="AACCEE" w:sz="4"/>
-              <w:right w:val="single" w:color="AACCEE" w:sz="4"/>
-            </w:tcBorders>
-            <w:shd w:fill="EEF5FB" w:val="clear"/>
-            <w:tcMar>
-              <w:top w:type="dxa" w:w="80"/>
-              <w:left w:type="dxa" w:w="120"/>
-              <w:bottom w:type="dxa" w:w="80"/>
-              <w:right w:type="dxa" w:w="120"/>
-            </w:tcMar>
-          </w:tcPr>
-          <w:p>
-            <w:r>
-              <w:rPr>
-                <w:rFonts w:ascii="Microsoft JhengHei" w:cs="Microsoft JhengHei" w:eastAsia="Microsoft JhengHei" w:hAnsi="Microsoft JhengHei"/>
-                <w:color w:val="333333"/>
-                <w:sz w:val="19"/>
-                <w:szCs w:val="19"/>
-              </w:rPr>
-              <w:t xml:space="preserve">仙台站 → 仙台機場</w:t>
-            </w:r>
-          </w:p>
-        </w:tc>
-        <w:tc>
-          <w:tcPr>
-            <w:tcW w:type="dxa" w:w="4093"/>
-            <w:tcBorders>
-              <w:top w:val="single" w:color="AACCEE" w:sz="4"/>
-              <w:left w:val="single" w:color="AACCEE" w:sz="4"/>
-              <w:bottom w:val="single" w:color="AACCEE" w:sz="4"/>
-              <w:right w:val="single" w:color="AACCEE" w:sz="4"/>
-            </w:tcBorders>
-            <w:shd w:fill="EEF5FB" w:val="clear"/>
-            <w:tcMar>
-              <w:top w:type="dxa" w:w="80"/>
-              <w:left w:type="dxa" w:w="120"/>
-              <w:bottom w:type="dxa" w:w="80"/>
-              <w:right w:type="dxa" w:w="120"/>
-            </w:tcMar>
-          </w:tcPr>
-          <w:p>
-            <w:r>
-              <w:rPr>
-                <w:rFonts w:ascii="Microsoft JhengHei" w:cs="Microsoft JhengHei" w:eastAsia="Microsoft JhengHei" w:hAnsi="Microsoft JhengHei"/>
-                <w:color w:val="333333"/>
-                <w:sz w:val="19"/>
-                <w:szCs w:val="19"/>
-              </w:rPr>
-              <w:t xml:space="preserve">IC卡 ¥660，約17分鐘</w:t>
             </w:r>
           </w:p>
         </w:tc>
@@ -2404,7 +2181,7 @@
           <w:sz w:val="19"/>
           <w:szCs w:val="19"/>
         </w:rPr>
-        <w:t xml:space="preserve">兩段國內線合計¥21,600/人，全程不需 JR Pass：進程飛青森省¥6,670，回程飛東京省¥7,540 vs 新幹線</w:t>
+        <w:t xml:space="preserve">進出都走青森機場（AOJ），全程不需 JR Pass：兩段國內線¥21,600/人，每人交通費合計約¥22,000–25,000</w:t>
       </w:r>
     </w:p>
     <w:p>
@@ -2434,7 +2211,7 @@
           <w:sz w:val="19"/>
           <w:szCs w:val="19"/>
         </w:rPr>
-        <w:t xml:space="preserve">仙台機場有直飛東京羽田（HND）航班，班次多，建議選早午班次以利當天轉機回台</w:t>
+        <w:t xml:space="preserve">青森機場（AOJ）ANA 直飛東京羽田（HND），每天約4班，Day 7注意班次時間以利轉機</w:t>
       </w:r>
     </w:p>
     <w:p>
@@ -2780,7 +2557,7 @@
                 <w:sz w:val="19"/>
                 <w:szCs w:val="19"/>
               </w:rPr>
-              <w:t xml:space="preserve">青森市（2晚）</w:t>
+              <w:t xml:space="preserve">青森市（4晚）</w:t>
             </w:r>
           </w:p>
         </w:tc>
@@ -2838,7 +2615,7 @@
                 <w:sz w:val="19"/>
                 <w:szCs w:val="19"/>
               </w:rPr>
-              <w:t xml:space="preserve">大型連鎖・CP值高</w:t>
+              <w:t xml:space="preserve">大型連鎖・CP值高・近港</w:t>
             </w:r>
           </w:p>
         </w:tc>
@@ -2868,242 +2645,6 @@
                 <w:szCs w:val="19"/>
               </w:rPr>
               <w:t xml:space="preserve">¥18,000–25,000</w:t>
-            </w:r>
-          </w:p>
-        </w:tc>
-      </w:tr>
-      <w:tr>
-        <w:tc>
-          <w:tcPr>
-            <w:tcW w:type="dxa" w:w="1949"/>
-            <w:tcBorders>
-              <w:top w:val="single" w:color="AACCEE" w:sz="4"/>
-              <w:left w:val="single" w:color="AACCEE" w:sz="4"/>
-              <w:bottom w:val="single" w:color="AACCEE" w:sz="4"/>
-              <w:right w:val="single" w:color="AACCEE" w:sz="4"/>
-            </w:tcBorders>
-            <w:shd w:fill="EEF5FB" w:val="clear"/>
-            <w:tcMar>
-              <w:top w:type="dxa" w:w="80"/>
-              <w:left w:type="dxa" w:w="120"/>
-              <w:bottom w:type="dxa" w:w="80"/>
-              <w:right w:type="dxa" w:w="120"/>
-            </w:tcMar>
-          </w:tcPr>
-          <w:p>
-            <w:r>
-              <w:rPr>
-                <w:rFonts w:ascii="Microsoft JhengHei" w:cs="Microsoft JhengHei" w:eastAsia="Microsoft JhengHei" w:hAnsi="Microsoft JhengHei"/>
-                <w:color w:val="333333"/>
-                <w:sz w:val="19"/>
-                <w:szCs w:val="19"/>
-              </w:rPr>
-              <w:t xml:space="preserve">山形市（1晚）</w:t>
-            </w:r>
-          </w:p>
-        </w:tc>
-        <w:tc>
-          <w:tcPr>
-            <w:tcW w:type="dxa" w:w="2729"/>
-            <w:tcBorders>
-              <w:top w:val="single" w:color="AACCEE" w:sz="4"/>
-              <w:left w:val="single" w:color="AACCEE" w:sz="4"/>
-              <w:bottom w:val="single" w:color="AACCEE" w:sz="4"/>
-              <w:right w:val="single" w:color="AACCEE" w:sz="4"/>
-            </w:tcBorders>
-            <w:shd w:fill="EEF5FB" w:val="clear"/>
-            <w:tcMar>
-              <w:top w:type="dxa" w:w="80"/>
-              <w:left w:type="dxa" w:w="120"/>
-              <w:bottom w:type="dxa" w:w="80"/>
-              <w:right w:type="dxa" w:w="120"/>
-            </w:tcMar>
-          </w:tcPr>
-          <w:p>
-            <w:r>
-              <w:rPr>
-                <w:rFonts w:ascii="Microsoft JhengHei" w:cs="Microsoft JhengHei" w:eastAsia="Microsoft JhengHei" w:hAnsi="Microsoft JhengHei"/>
-                <w:color w:val="333333"/>
-                <w:sz w:val="19"/>
-                <w:szCs w:val="19"/>
-              </w:rPr>
-              <w:t xml:space="preserve">ドーミーイン山形</w:t>
-            </w:r>
-          </w:p>
-        </w:tc>
-        <w:tc>
-          <w:tcPr>
-            <w:tcW w:type="dxa" w:w="2534"/>
-            <w:tcBorders>
-              <w:top w:val="single" w:color="AACCEE" w:sz="4"/>
-              <w:left w:val="single" w:color="AACCEE" w:sz="4"/>
-              <w:bottom w:val="single" w:color="AACCEE" w:sz="4"/>
-              <w:right w:val="single" w:color="AACCEE" w:sz="4"/>
-            </w:tcBorders>
-            <w:shd w:fill="EEF5FB" w:val="clear"/>
-            <w:tcMar>
-              <w:top w:type="dxa" w:w="80"/>
-              <w:left w:type="dxa" w:w="120"/>
-              <w:bottom w:type="dxa" w:w="80"/>
-              <w:right w:type="dxa" w:w="120"/>
-            </w:tcMar>
-          </w:tcPr>
-          <w:p>
-            <w:r>
-              <w:rPr>
-                <w:rFonts w:ascii="Microsoft JhengHei" w:cs="Microsoft JhengHei" w:eastAsia="Microsoft JhengHei" w:hAnsi="Microsoft JhengHei"/>
-                <w:color w:val="333333"/>
-                <w:sz w:val="19"/>
-                <w:szCs w:val="19"/>
-              </w:rPr>
-              <w:t xml:space="preserve">天然溫泉大浴場</w:t>
-            </w:r>
-          </w:p>
-        </w:tc>
-        <w:tc>
-          <w:tcPr>
-            <w:tcW w:type="dxa" w:w="2534"/>
-            <w:tcBorders>
-              <w:top w:val="single" w:color="AACCEE" w:sz="4"/>
-              <w:left w:val="single" w:color="AACCEE" w:sz="4"/>
-              <w:bottom w:val="single" w:color="AACCEE" w:sz="4"/>
-              <w:right w:val="single" w:color="AACCEE" w:sz="4"/>
-            </w:tcBorders>
-            <w:shd w:fill="EEF5FB" w:val="clear"/>
-            <w:tcMar>
-              <w:top w:type="dxa" w:w="80"/>
-              <w:left w:type="dxa" w:w="120"/>
-              <w:bottom w:type="dxa" w:w="80"/>
-              <w:right w:type="dxa" w:w="120"/>
-            </w:tcMar>
-          </w:tcPr>
-          <w:p>
-            <w:r>
-              <w:rPr>
-                <w:rFonts w:ascii="Microsoft JhengHei" w:cs="Microsoft JhengHei" w:eastAsia="Microsoft JhengHei" w:hAnsi="Microsoft JhengHei"/>
-                <w:color w:val="333333"/>
-                <w:sz w:val="19"/>
-                <w:szCs w:val="19"/>
-              </w:rPr>
-              <w:t xml:space="preserve">¥20,000–28,000</w:t>
-            </w:r>
-          </w:p>
-        </w:tc>
-      </w:tr>
-      <w:tr>
-        <w:tc>
-          <w:tcPr>
-            <w:tcW w:type="dxa" w:w="1949"/>
-            <w:tcBorders>
-              <w:top w:val="single" w:color="AACCEE" w:sz="4"/>
-              <w:left w:val="single" w:color="AACCEE" w:sz="4"/>
-              <w:bottom w:val="single" w:color="AACCEE" w:sz="4"/>
-              <w:right w:val="single" w:color="AACCEE" w:sz="4"/>
-            </w:tcBorders>
-            <w:shd w:fill="FFFFFF" w:val="clear"/>
-            <w:tcMar>
-              <w:top w:type="dxa" w:w="80"/>
-              <w:left w:type="dxa" w:w="120"/>
-              <w:bottom w:type="dxa" w:w="80"/>
-              <w:right w:type="dxa" w:w="120"/>
-            </w:tcMar>
-          </w:tcPr>
-          <w:p>
-            <w:r>
-              <w:rPr>
-                <w:rFonts w:ascii="Microsoft JhengHei" w:cs="Microsoft JhengHei" w:eastAsia="Microsoft JhengHei" w:hAnsi="Microsoft JhengHei"/>
-                <w:color w:val="333333"/>
-                <w:sz w:val="19"/>
-                <w:szCs w:val="19"/>
-              </w:rPr>
-              <w:t xml:space="preserve">銀山温泉（1晚）</w:t>
-            </w:r>
-          </w:p>
-        </w:tc>
-        <w:tc>
-          <w:tcPr>
-            <w:tcW w:type="dxa" w:w="2729"/>
-            <w:tcBorders>
-              <w:top w:val="single" w:color="AACCEE" w:sz="4"/>
-              <w:left w:val="single" w:color="AACCEE" w:sz="4"/>
-              <w:bottom w:val="single" w:color="AACCEE" w:sz="4"/>
-              <w:right w:val="single" w:color="AACCEE" w:sz="4"/>
-            </w:tcBorders>
-            <w:shd w:fill="FFFFFF" w:val="clear"/>
-            <w:tcMar>
-              <w:top w:type="dxa" w:w="80"/>
-              <w:left w:type="dxa" w:w="120"/>
-              <w:bottom w:type="dxa" w:w="80"/>
-              <w:right w:type="dxa" w:w="120"/>
-            </w:tcMar>
-          </w:tcPr>
-          <w:p>
-            <w:r>
-              <w:rPr>
-                <w:rFonts w:ascii="Microsoft JhengHei" w:cs="Microsoft JhengHei" w:eastAsia="Microsoft JhengHei" w:hAnsi="Microsoft JhengHei"/>
-                <w:color w:val="333333"/>
-                <w:sz w:val="19"/>
-                <w:szCs w:val="19"/>
-              </w:rPr>
-              <w:t xml:space="preserve">能登屋旅館</w:t>
-            </w:r>
-          </w:p>
-        </w:tc>
-        <w:tc>
-          <w:tcPr>
-            <w:tcW w:type="dxa" w:w="2534"/>
-            <w:tcBorders>
-              <w:top w:val="single" w:color="AACCEE" w:sz="4"/>
-              <w:left w:val="single" w:color="AACCEE" w:sz="4"/>
-              <w:bottom w:val="single" w:color="AACCEE" w:sz="4"/>
-              <w:right w:val="single" w:color="AACCEE" w:sz="4"/>
-            </w:tcBorders>
-            <w:shd w:fill="FFFFFF" w:val="clear"/>
-            <w:tcMar>
-              <w:top w:type="dxa" w:w="80"/>
-              <w:left w:type="dxa" w:w="120"/>
-              <w:bottom w:type="dxa" w:w="80"/>
-              <w:right w:type="dxa" w:w="120"/>
-            </w:tcMar>
-          </w:tcPr>
-          <w:p>
-            <w:r>
-              <w:rPr>
-                <w:rFonts w:ascii="Microsoft JhengHei" w:cs="Microsoft JhengHei" w:eastAsia="Microsoft JhengHei" w:hAnsi="Microsoft JhengHei"/>
-                <w:color w:val="333333"/>
-                <w:sz w:val="19"/>
-                <w:szCs w:val="19"/>
-              </w:rPr>
-              <w:t xml:space="preserve">大正浪漫・必體驗</w:t>
-            </w:r>
-          </w:p>
-        </w:tc>
-        <w:tc>
-          <w:tcPr>
-            <w:tcW w:type="dxa" w:w="2534"/>
-            <w:tcBorders>
-              <w:top w:val="single" w:color="AACCEE" w:sz="4"/>
-              <w:left w:val="single" w:color="AACCEE" w:sz="4"/>
-              <w:bottom w:val="single" w:color="AACCEE" w:sz="4"/>
-              <w:right w:val="single" w:color="AACCEE" w:sz="4"/>
-            </w:tcBorders>
-            <w:shd w:fill="FFFFFF" w:val="clear"/>
-            <w:tcMar>
-              <w:top w:type="dxa" w:w="80"/>
-              <w:left w:type="dxa" w:w="120"/>
-              <w:bottom w:type="dxa" w:w="80"/>
-              <w:right w:type="dxa" w:w="120"/>
-            </w:tcMar>
-          </w:tcPr>
-          <w:p>
-            <w:r>
-              <w:rPr>
-                <w:rFonts w:ascii="Microsoft JhengHei" w:cs="Microsoft JhengHei" w:eastAsia="Microsoft JhengHei" w:hAnsi="Microsoft JhengHei"/>
-                <w:color w:val="333333"/>
-                <w:sz w:val="19"/>
-                <w:szCs w:val="19"/>
-              </w:rPr>
-              <w:t xml:space="preserve">¥45,000–70,000</w:t>
             </w:r>
           </w:p>
         </w:tc>
@@ -3369,7 +2910,7 @@
                 <w:sz w:val="19"/>
                 <w:szCs w:val="19"/>
               </w:rPr>
-              <w:t xml:space="preserve">✈ 國內線 仙台→東京（返程 ¥10,800）</w:t>
+              <w:t xml:space="preserve">✈ 國內線 青森→東京（返程 ¥10,800）</w:t>
             </w:r>
           </w:p>
         </w:tc>
@@ -3429,7 +2970,7 @@
                 <w:sz w:val="19"/>
                 <w:szCs w:val="19"/>
               </w:rPr>
-              <w:t xml:space="preserve">高速巴士 青森→仙台 ¥3,500</w:t>
+              <w:t xml:space="preserve">機場巴士×2＋JR巴士八甲田 ¥3,640</w:t>
             </w:r>
           </w:p>
         </w:tc>
@@ -3458,7 +2999,7 @@
                 <w:sz w:val="19"/>
                 <w:szCs w:val="19"/>
               </w:rPr>
-              <w:t xml:space="preserve">NT$ 810</w:t>
+              <w:t xml:space="preserve">NT$ 840</w:t>
             </w:r>
           </w:p>
         </w:tc>
@@ -3489,7 +3030,7 @@
                 <w:sz w:val="19"/>
                 <w:szCs w:val="19"/>
               </w:rPr>
-              <w:t xml:space="preserve">仙台機場 Access 線＋IC卡 ¥4,000</w:t>
+              <w:t xml:space="preserve">IC卡市內交通 ¥1,500</w:t>
             </w:r>
           </w:p>
         </w:tc>
@@ -3518,7 +3059,7 @@
                 <w:sz w:val="19"/>
                 <w:szCs w:val="19"/>
               </w:rPr>
-              <w:t xml:space="preserve">NT$ 925</w:t>
+              <w:t xml:space="preserve">NT$ 350</w:t>
             </w:r>
           </w:p>
         </w:tc>
@@ -3549,7 +3090,7 @@
                 <w:sz w:val="19"/>
                 <w:szCs w:val="19"/>
               </w:rPr>
-              <w:t xml:space="preserve">住宿（6晚，均分3人）</w:t>
+              <w:t xml:space="preserve">住宿（6晚：弘前2＋青森4，均分3人）</w:t>
             </w:r>
           </w:p>
         </w:tc>
@@ -3578,7 +3119,7 @@
                 <w:sz w:val="19"/>
                 <w:szCs w:val="19"/>
               </w:rPr>
-              <w:t xml:space="preserve">NT$ 14,000–22,000</w:t>
+              <w:t xml:space="preserve">NT$ 9,300–13,900</w:t>
             </w:r>
           </w:p>
         </w:tc>
@@ -3609,7 +3150,7 @@
                 <w:sz w:val="19"/>
                 <w:szCs w:val="19"/>
               </w:rPr>
-              <w:t xml:space="preserve">銀山温泉旅館（能登屋・單人份）</w:t>
+              <w:t xml:space="preserve">餐飲（每日約NT$1,200）</w:t>
             </w:r>
           </w:p>
         </w:tc>
@@ -3638,7 +3179,7 @@
                 <w:sz w:val="19"/>
                 <w:szCs w:val="19"/>
               </w:rPr>
-              <w:t xml:space="preserve">NT$ 5,000–8,000</w:t>
+              <w:t xml:space="preserve">NT$ 8,400</w:t>
             </w:r>
           </w:p>
         </w:tc>
@@ -3669,7 +3210,7 @@
                 <w:sz w:val="19"/>
                 <w:szCs w:val="19"/>
               </w:rPr>
-              <w:t xml:space="preserve">餐飲（每日約NT$1,200）</w:t>
+              <w:t xml:space="preserve">八甲田ロープウェイ 3人</w:t>
             </w:r>
           </w:p>
         </w:tc>
@@ -3698,7 +3239,7 @@
                 <w:sz w:val="19"/>
                 <w:szCs w:val="19"/>
               </w:rPr>
-              <w:t xml:space="preserve">NT$ 8,400</w:t>
+              <w:t xml:space="preserve">NT$ 975</w:t>
             </w:r>
           </w:p>
         </w:tc>
@@ -3882,7 +3423,7 @@
                 <w:sz w:val="21"/>
                 <w:szCs w:val="21"/>
               </w:rPr>
-              <w:t xml:space="preserve">約 NT$ 57,000–76,000（2段國內線，全程不需 JR Pass）</w:t>
+              <w:t xml:space="preserve">約 NT$ 47,000–60,000（全程青森進出，不需 JR Pass）</w:t>
             </w:r>
           </w:p>
         </w:tc>
